--- a/functions/legacy/template/flyerA5.docx
+++ b/functions/legacy/template/flyerA5.docx
@@ -58,16 +58,16 @@
         <mc:AlternateContent>
           <mc:Choice Requires="wps">
             <w:drawing>
-              <wp:anchor distT="0" distB="0" distL="114300" distR="114300" simplePos="0" relativeHeight="251659264" behindDoc="0" locked="0" layoutInCell="1" allowOverlap="1" wp14:anchorId="45051BFA" wp14:editId="5CD6220F">
+              <wp:anchor distT="0" distB="0" distL="114300" distR="114300" simplePos="0" relativeHeight="251659264" behindDoc="0" locked="0" layoutInCell="1" allowOverlap="1" wp14:anchorId="45051BFA" wp14:editId="75B7DEB1">
                 <wp:simplePos x="0" y="0"/>
                 <wp:positionH relativeFrom="column">
-                  <wp:posOffset>1348050</wp:posOffset>
+                  <wp:posOffset>1293392</wp:posOffset>
                 </wp:positionH>
                 <wp:positionV relativeFrom="paragraph">
-                  <wp:posOffset>9884</wp:posOffset>
+                  <wp:posOffset>12700</wp:posOffset>
                 </wp:positionV>
-                <wp:extent cx="5054433" cy="944217"/>
-                <wp:effectExtent l="0" t="0" r="635" b="0"/>
+                <wp:extent cx="5054433" cy="921658"/>
+                <wp:effectExtent l="0" t="0" r="635" b="5715"/>
                 <wp:wrapNone/>
                 <wp:docPr id="2094719552" name="テキスト ボックス 5"/>
                 <wp:cNvGraphicFramePr/>
@@ -78,7 +78,7 @@
                       <wps:spPr>
                         <a:xfrm>
                           <a:off x="0" y="0"/>
-                          <a:ext cx="5054433" cy="944217"/>
+                          <a:ext cx="5054433" cy="921658"/>
                         </a:xfrm>
                         <a:prstGeom prst="rect">
                           <a:avLst/>
@@ -94,49 +94,47 @@
                         <w:txbxContent>
                           <w:p>
                             <w:pPr>
+                              <w:spacing w:line="260" w:lineRule="exact"/>
                               <w:rPr>
-                                <w:sz w:val="16"/>
+                                <w:rFonts w:ascii="メイリオ" w:eastAsia="メイリオ" w:cs="Times New Roman (本文のフォント - コンプレ"/>
+                                <w:sz w:val="20"/>
                                 <w:szCs w:val="16"/>
                               </w:rPr>
                             </w:pPr>
                             <w:r>
                               <w:rPr>
-                                <w:sz w:val="16"/>
+                                <w:rFonts w:ascii="メイリオ" w:eastAsia="メイリオ" w:cs="Times New Roman (本文のフォント - コンプレ"/>
+                                <w:sz w:val="20"/>
                                 <w:szCs w:val="16"/>
                               </w:rPr>
                               <w:t>{{</w:t>
                             </w:r>
-                            <w:proofErr w:type="spellStart"/>
                             <w:r>
                               <w:rPr>
-                                <w:sz w:val="16"/>
+                                <w:rFonts w:ascii="メイリオ" w:eastAsia="メイリオ" w:cs="Times New Roman (本文のフォント - コンプレ"/>
+                                <w:sz w:val="20"/>
                                 <w:szCs w:val="16"/>
                               </w:rPr>
                               <w:t>even</w:t>
                             </w:r>
                             <w:r>
                               <w:rPr>
-                                <w:sz w:val="16"/>
+                                <w:rFonts w:ascii="メイリオ" w:eastAsia="メイリオ" w:cs="Times New Roman (本文のフォント - コンプレ"/>
+                                <w:sz w:val="20"/>
                                 <w:szCs w:val="16"/>
                               </w:rPr>
                               <w:t>t</w:t>
                             </w:r>
                             <w:r>
                               <w:rPr>
-                                <w:sz w:val="16"/>
+                                <w:rFonts w:ascii="メイリオ" w:eastAsia="メイリオ" w:cs="Times New Roman (本文のフォント - コンプレ"/>
+                                <w:sz w:val="20"/>
                                 <w:szCs w:val="16"/>
                               </w:rPr>
-                              <w:t>Desc</w:t>
-                            </w:r>
-                            <w:proofErr w:type="spellEnd"/>
-                            <w:r>
-                              <w:rPr>
-                                <w:sz w:val="16"/>
-                                <w:szCs w:val="16"/>
-                              </w:rPr>
-                              <w:t>}}</w:t>
+                              <w:t>Desc}}</w:t>
                             </w:r>
                           </w:p>
+                          <w:p/>
                         </w:txbxContent>
                       </wps:txbx>
                       <wps:bodyPr rot="0" spcFirstLastPara="0" vertOverflow="overflow" horzOverflow="overflow" vert="horz" wrap="square" lIns="91440" tIns="45720" rIns="91440" bIns="45720" numCol="1" spcCol="0" rtlCol="0" fromWordArt="0" anchor="t" anchorCtr="0" forceAA="0" compatLnSpc="1">
@@ -163,54 +161,52 @@
                 <v:stroke joinstyle="miter"/>
                 <v:path gradientshapeok="t" o:connecttype="rect"/>
               </v:shapetype>
-              <v:shape id="テキスト ボックス 5" o:spid="_x0000_s1026" type="#_x0000_t202" style="position:absolute;left:0;text-align:left;margin-left:106.15pt;margin-top:.8pt;width:398pt;height:74.35pt;z-index:251659264;visibility:visible;mso-wrap-style:square;mso-width-percent:0;mso-height-percent:0;mso-wrap-distance-left:9pt;mso-wrap-distance-top:0;mso-wrap-distance-right:9pt;mso-wrap-distance-bottom:0;mso-position-horizontal:absolute;mso-position-horizontal-relative:text;mso-position-vertical:absolute;mso-position-vertical-relative:text;mso-width-percent:0;mso-height-percent:0;mso-width-relative:margin;mso-height-relative:margin;v-text-anchor:top" o:gfxdata="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" fillcolor="white [3201]" stroked="f" strokeweight=".5pt">
+              <v:shape id="テキスト ボックス 5" o:spid="_x0000_s1026" type="#_x0000_t202" style="position:absolute;left:0;text-align:left;margin-left:101.85pt;margin-top:1pt;width:398pt;height:72.55pt;z-index:251659264;visibility:visible;mso-wrap-style:square;mso-width-percent:0;mso-height-percent:0;mso-wrap-distance-left:9pt;mso-wrap-distance-top:0;mso-wrap-distance-right:9pt;mso-wrap-distance-bottom:0;mso-position-horizontal:absolute;mso-position-horizontal-relative:text;mso-position-vertical:absolute;mso-position-vertical-relative:text;mso-width-percent:0;mso-height-percent:0;mso-width-relative:margin;mso-height-relative:margin;v-text-anchor:top" o:gfxdata="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" fillcolor="white [3201]" stroked="f" strokeweight=".5pt">
                 <v:textbox>
                   <w:txbxContent>
                     <w:p>
                       <w:pPr>
+                        <w:spacing w:line="260" w:lineRule="exact"/>
                         <w:rPr>
-                          <w:sz w:val="16"/>
+                          <w:rFonts w:ascii="メイリオ" w:eastAsia="メイリオ" w:cs="Times New Roman (本文のフォント - コンプレ"/>
+                          <w:sz w:val="20"/>
                           <w:szCs w:val="16"/>
                         </w:rPr>
                       </w:pPr>
                       <w:r>
                         <w:rPr>
-                          <w:sz w:val="16"/>
+                          <w:rFonts w:ascii="メイリオ" w:eastAsia="メイリオ" w:cs="Times New Roman (本文のフォント - コンプレ"/>
+                          <w:sz w:val="20"/>
                           <w:szCs w:val="16"/>
                         </w:rPr>
                         <w:t>{{</w:t>
                       </w:r>
-                      <w:proofErr w:type="spellStart"/>
                       <w:r>
                         <w:rPr>
-                          <w:sz w:val="16"/>
+                          <w:rFonts w:ascii="メイリオ" w:eastAsia="メイリオ" w:cs="Times New Roman (本文のフォント - コンプレ"/>
+                          <w:sz w:val="20"/>
                           <w:szCs w:val="16"/>
                         </w:rPr>
                         <w:t>even</w:t>
                       </w:r>
                       <w:r>
                         <w:rPr>
-                          <w:sz w:val="16"/>
+                          <w:rFonts w:ascii="メイリオ" w:eastAsia="メイリオ" w:cs="Times New Roman (本文のフォント - コンプレ"/>
+                          <w:sz w:val="20"/>
                           <w:szCs w:val="16"/>
                         </w:rPr>
                         <w:t>t</w:t>
                       </w:r>
                       <w:r>
                         <w:rPr>
-                          <w:sz w:val="16"/>
+                          <w:rFonts w:ascii="メイリオ" w:eastAsia="メイリオ" w:cs="Times New Roman (本文のフォント - コンプレ"/>
+                          <w:sz w:val="20"/>
                           <w:szCs w:val="16"/>
                         </w:rPr>
-                        <w:t>Desc</w:t>
-                      </w:r>
-                      <w:proofErr w:type="spellEnd"/>
-                      <w:r>
-                        <w:rPr>
-                          <w:sz w:val="16"/>
-                          <w:szCs w:val="16"/>
-                        </w:rPr>
-                        <w:t>}}</w:t>
+                        <w:t>Desc}}</w:t>
                       </w:r>
                     </w:p>
+                    <w:p/>
                   </w:txbxContent>
                 </v:textbox>
               </v:shape>
@@ -224,8 +220,8 @@
           <w:noProof/>
         </w:rPr>
         <w:drawing>
-          <wp:inline distT="0" distB="0" distL="0" distR="0" wp14:anchorId="61CA3353" wp14:editId="65BFDFCC">
-            <wp:extent cx="1324080" cy="1371600"/>
+          <wp:inline distT="0" distB="0" distL="0" distR="0" wp14:anchorId="61CA3353" wp14:editId="1DA85A17">
+            <wp:extent cx="1275907" cy="1371600"/>
             <wp:effectExtent l="0" t="0" r="0" b="0"/>
             <wp:docPr id="1182480171" name="図 3" descr="{&#10; &quot;location-path&quot;:&quot;qrCodeBase64&quot;,&#10; &quot;image-props&quot;:{}&#10; }"/>
             <wp:cNvGraphicFramePr>
@@ -238,7 +234,7 @@
                     <pic:cNvPr id="1182480171" name="図 3" descr="{&#10; &quot;location-path&quot;:&quot;qrCodeBase64&quot;,&#10; &quot;image-props&quot;:{}&#10; }"/>
                     <pic:cNvPicPr/>
                   </pic:nvPicPr>
-                  <pic:blipFill>
+                  <pic:blipFill rotWithShape="1">
                     <a:blip r:embed="rId5">
                       <a:extLst>
                         <a:ext uri="{28A0092B-C50C-407E-A947-70E740481C1C}">
@@ -246,18 +242,25 @@
                         </a:ext>
                       </a:extLst>
                     </a:blip>
-                    <a:stretch>
-                      <a:fillRect/>
-                    </a:stretch>
+                    <a:srcRect r="3631" b="-8"/>
+                    <a:stretch/>
                   </pic:blipFill>
-                  <pic:spPr>
+                  <pic:spPr bwMode="auto">
                     <a:xfrm>
                       <a:off x="0" y="0"/>
-                      <a:ext cx="1324080" cy="1371600"/>
+                      <a:ext cx="1276008" cy="1371709"/>
                     </a:xfrm>
                     <a:prstGeom prst="rect">
                       <a:avLst/>
                     </a:prstGeom>
+                    <a:ln>
+                      <a:noFill/>
+                    </a:ln>
+                    <a:extLst>
+                      <a:ext uri="{53640926-AAD7-44D8-BBD7-CCE9431645EC}">
+                        <a14:shadowObscured xmlns:a14="http://schemas.microsoft.com/office/drawing/2010/main"/>
+                      </a:ext>
+                    </a:extLst>
                   </pic:spPr>
                 </pic:pic>
               </a:graphicData>
@@ -272,9 +275,9 @@
           <w:lang w:val="ja-JP"/>
         </w:rPr>
         <w:drawing>
-          <wp:inline distT="0" distB="0" distL="0" distR="0" wp14:anchorId="4B02C175" wp14:editId="10B412AB">
-            <wp:extent cx="5162781" cy="367941"/>
-            <wp:effectExtent l="0" t="0" r="0" b="635"/>
+          <wp:inline distT="0" distB="0" distL="0" distR="0" wp14:anchorId="4B02C175" wp14:editId="13A0E495">
+            <wp:extent cx="5088024" cy="365051"/>
+            <wp:effectExtent l="0" t="0" r="0" b="3810"/>
             <wp:docPr id="859567523" name="図 4"/>
             <wp:cNvGraphicFramePr>
               <a:graphicFrameLocks xmlns:a="http://schemas.openxmlformats.org/drawingml/2006/main" noChangeAspect="1"/>
@@ -294,13 +297,13 @@
                         </a:ext>
                       </a:extLst>
                     </a:blip>
-                    <a:srcRect l="-152" t="15903"/>
+                    <a:srcRect l="1224" t="15903" b="597"/>
                     <a:stretch/>
                   </pic:blipFill>
                   <pic:spPr bwMode="auto">
                     <a:xfrm>
                       <a:off x="0" y="0"/>
-                      <a:ext cx="5169920" cy="368450"/>
+                      <a:ext cx="5091843" cy="365325"/>
                     </a:xfrm>
                     <a:prstGeom prst="rect">
                       <a:avLst/>
@@ -379,15 +382,15 @@
         <mc:AlternateContent>
           <mc:Choice Requires="wps">
             <w:drawing>
-              <wp:anchor distT="0" distB="0" distL="114300" distR="114300" simplePos="0" relativeHeight="251661312" behindDoc="0" locked="0" layoutInCell="1" allowOverlap="1" wp14:anchorId="6CBCE497" wp14:editId="6B12F89C">
+              <wp:anchor distT="0" distB="0" distL="114300" distR="114300" simplePos="0" relativeHeight="251661312" behindDoc="0" locked="0" layoutInCell="1" allowOverlap="1" wp14:anchorId="6CBCE497" wp14:editId="6B161F1E">
                 <wp:simplePos x="0" y="0"/>
                 <wp:positionH relativeFrom="column">
-                  <wp:posOffset>1347470</wp:posOffset>
+                  <wp:posOffset>1293392</wp:posOffset>
                 </wp:positionH>
                 <wp:positionV relativeFrom="paragraph">
-                  <wp:posOffset>18829</wp:posOffset>
+                  <wp:posOffset>16510</wp:posOffset>
                 </wp:positionV>
-                <wp:extent cx="5053965" cy="943610"/>
+                <wp:extent cx="5053965" cy="907143"/>
                 <wp:effectExtent l="0" t="0" r="635" b="0"/>
                 <wp:wrapNone/>
                 <wp:docPr id="1655962158" name="テキスト ボックス 5"/>
@@ -399,7 +402,7 @@
                       <wps:spPr>
                         <a:xfrm>
                           <a:off x="0" y="0"/>
-                          <a:ext cx="5053965" cy="943610"/>
+                          <a:ext cx="5053965" cy="907143"/>
                         </a:xfrm>
                         <a:prstGeom prst="rect">
                           <a:avLst/>
@@ -415,33 +418,20 @@
                         <w:txbxContent>
                           <w:p>
                             <w:pPr>
+                              <w:spacing w:line="260" w:lineRule="exact"/>
                               <w:rPr>
-                                <w:sz w:val="16"/>
+                                <w:rFonts w:ascii="メイリオ" w:eastAsia="メイリオ" w:cs="Times New Roman (本文のフォント - コンプレ"/>
+                                <w:sz w:val="20"/>
                                 <w:szCs w:val="16"/>
                               </w:rPr>
                             </w:pPr>
                             <w:r>
                               <w:rPr>
-                                <w:sz w:val="16"/>
+                                <w:rFonts w:ascii="メイリオ" w:eastAsia="メイリオ" w:cs="Times New Roman (本文のフォント - コンプレ"/>
+                                <w:sz w:val="20"/>
                                 <w:szCs w:val="16"/>
                               </w:rPr>
-                              <w:t>{{</w:t>
-                            </w:r>
-                            <w:proofErr w:type="spellStart"/>
-                            <w:r>
-                              <w:rPr>
-                                <w:sz w:val="16"/>
-                                <w:szCs w:val="16"/>
-                              </w:rPr>
-                              <w:t>eventDesc</w:t>
-                            </w:r>
-                            <w:proofErr w:type="spellEnd"/>
-                            <w:r>
-                              <w:rPr>
-                                <w:sz w:val="16"/>
-                                <w:szCs w:val="16"/>
-                              </w:rPr>
-                              <w:t>}}</w:t>
+                              <w:t>{{eventDesc}}</w:t>
                             </w:r>
                           </w:p>
                         </w:txbxContent>
@@ -466,38 +456,25 @@
           </mc:Choice>
           <mc:Fallback>
             <w:pict>
-              <v:shape w14:anchorId="6CBCE497" id="_x0000_s1027" type="#_x0000_t202" style="position:absolute;left:0;text-align:left;margin-left:106.1pt;margin-top:1.5pt;width:397.95pt;height:74.3pt;z-index:251661312;visibility:visible;mso-wrap-style:square;mso-width-percent:0;mso-height-percent:0;mso-wrap-distance-left:9pt;mso-wrap-distance-top:0;mso-wrap-distance-right:9pt;mso-wrap-distance-bottom:0;mso-position-horizontal:absolute;mso-position-horizontal-relative:text;mso-position-vertical:absolute;mso-position-vertical-relative:text;mso-width-percent:0;mso-height-percent:0;mso-width-relative:margin;mso-height-relative:margin;v-text-anchor:top" o:gfxdata="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" fillcolor="white [3201]" stroked="f" strokeweight=".5pt">
+              <v:shape w14:anchorId="6CBCE497" id="_x0000_s1027" type="#_x0000_t202" style="position:absolute;left:0;text-align:left;margin-left:101.85pt;margin-top:1.3pt;width:397.95pt;height:71.45pt;z-index:251661312;visibility:visible;mso-wrap-style:square;mso-width-percent:0;mso-height-percent:0;mso-wrap-distance-left:9pt;mso-wrap-distance-top:0;mso-wrap-distance-right:9pt;mso-wrap-distance-bottom:0;mso-position-horizontal:absolute;mso-position-horizontal-relative:text;mso-position-vertical:absolute;mso-position-vertical-relative:text;mso-width-percent:0;mso-height-percent:0;mso-width-relative:margin;mso-height-relative:margin;v-text-anchor:top" o:gfxdata="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" fillcolor="white [3201]" stroked="f" strokeweight=".5pt">
                 <v:textbox>
                   <w:txbxContent>
                     <w:p>
                       <w:pPr>
+                        <w:spacing w:line="260" w:lineRule="exact"/>
                         <w:rPr>
-                          <w:sz w:val="16"/>
+                          <w:rFonts w:ascii="メイリオ" w:eastAsia="メイリオ" w:cs="Times New Roman (本文のフォント - コンプレ"/>
+                          <w:sz w:val="20"/>
                           <w:szCs w:val="16"/>
                         </w:rPr>
                       </w:pPr>
                       <w:r>
                         <w:rPr>
-                          <w:sz w:val="16"/>
+                          <w:rFonts w:ascii="メイリオ" w:eastAsia="メイリオ" w:cs="Times New Roman (本文のフォント - コンプレ"/>
+                          <w:sz w:val="20"/>
                           <w:szCs w:val="16"/>
                         </w:rPr>
-                        <w:t>{{</w:t>
-                      </w:r>
-                      <w:proofErr w:type="spellStart"/>
-                      <w:r>
-                        <w:rPr>
-                          <w:sz w:val="16"/>
-                          <w:szCs w:val="16"/>
-                        </w:rPr>
-                        <w:t>eventDesc</w:t>
-                      </w:r>
-                      <w:proofErr w:type="spellEnd"/>
-                      <w:r>
-                        <w:rPr>
-                          <w:sz w:val="16"/>
-                          <w:szCs w:val="16"/>
-                        </w:rPr>
-                        <w:t>}}</w:t>
+                        <w:t>{{eventDesc}}</w:t>
                       </w:r>
                     </w:p>
                   </w:txbxContent>
@@ -513,9 +490,9 @@
           <w:noProof/>
         </w:rPr>
         <w:drawing>
-          <wp:inline distT="0" distB="0" distL="0" distR="0" wp14:anchorId="755A62FF" wp14:editId="08FA333C">
-            <wp:extent cx="1324080" cy="1371600"/>
-            <wp:effectExtent l="0" t="0" r="0" b="0"/>
+          <wp:inline distT="0" distB="0" distL="0" distR="0" wp14:anchorId="755A62FF" wp14:editId="34D25AEF">
+            <wp:extent cx="1268819" cy="1371600"/>
+            <wp:effectExtent l="0" t="0" r="1270" b="0"/>
             <wp:docPr id="1922943537" name="図 3" descr="{&#10; &quot;location-path&quot;:&quot;qrCodeBase64&quot;,&#10; &quot;image-props&quot;:{}&#10; }"/>
             <wp:cNvGraphicFramePr>
               <a:graphicFrameLocks xmlns:a="http://schemas.openxmlformats.org/drawingml/2006/main" noChangeAspect="1"/>
@@ -527,7 +504,7 @@
                     <pic:cNvPr id="1182480171" name="図 3" descr="{&#10; &quot;location-path&quot;:&quot;qrCodeBase64&quot;,&#10; &quot;image-props&quot;:{}&#10; }"/>
                     <pic:cNvPicPr/>
                   </pic:nvPicPr>
-                  <pic:blipFill>
+                  <pic:blipFill rotWithShape="1">
                     <a:blip r:embed="rId5">
                       <a:extLst>
                         <a:ext uri="{28A0092B-C50C-407E-A947-70E740481C1C}">
@@ -535,18 +512,25 @@
                         </a:ext>
                       </a:extLst>
                     </a:blip>
-                    <a:stretch>
-                      <a:fillRect/>
-                    </a:stretch>
+                    <a:srcRect l="1" r="4164" b="-8"/>
+                    <a:stretch/>
                   </pic:blipFill>
-                  <pic:spPr>
+                  <pic:spPr bwMode="auto">
                     <a:xfrm>
                       <a:off x="0" y="0"/>
-                      <a:ext cx="1324080" cy="1371600"/>
+                      <a:ext cx="1268920" cy="1371709"/>
                     </a:xfrm>
                     <a:prstGeom prst="rect">
                       <a:avLst/>
                     </a:prstGeom>
+                    <a:ln>
+                      <a:noFill/>
+                    </a:ln>
+                    <a:extLst>
+                      <a:ext uri="{53640926-AAD7-44D8-BBD7-CCE9431645EC}">
+                        <a14:shadowObscured xmlns:a14="http://schemas.microsoft.com/office/drawing/2010/main"/>
+                      </a:ext>
+                    </a:extLst>
                   </pic:spPr>
                 </pic:pic>
               </a:graphicData>
@@ -561,9 +545,9 @@
           <w:lang w:val="ja-JP"/>
         </w:rPr>
         <w:drawing>
-          <wp:inline distT="0" distB="0" distL="0" distR="0" wp14:anchorId="63D11783" wp14:editId="677FE650">
-            <wp:extent cx="5162781" cy="367941"/>
-            <wp:effectExtent l="0" t="0" r="0" b="635"/>
+          <wp:inline distT="0" distB="0" distL="0" distR="0" wp14:anchorId="63D11783" wp14:editId="65DE0B73">
+            <wp:extent cx="5088021" cy="365051"/>
+            <wp:effectExtent l="0" t="0" r="0" b="3810"/>
             <wp:docPr id="1733971583" name="図 4"/>
             <wp:cNvGraphicFramePr>
               <a:graphicFrameLocks xmlns:a="http://schemas.openxmlformats.org/drawingml/2006/main" noChangeAspect="1"/>
@@ -583,13 +567,13 @@
                         </a:ext>
                       </a:extLst>
                     </a:blip>
-                    <a:srcRect l="-152" t="15903"/>
+                    <a:srcRect l="1224" t="15903" b="597"/>
                     <a:stretch/>
                   </pic:blipFill>
                   <pic:spPr bwMode="auto">
                     <a:xfrm>
                       <a:off x="0" y="0"/>
-                      <a:ext cx="5169920" cy="368450"/>
+                      <a:ext cx="5098884" cy="365830"/>
                     </a:xfrm>
                     <a:prstGeom prst="rect">
                       <a:avLst/>
@@ -612,7 +596,7 @@
     </w:p>
     <w:sectPr>
       <w:pgSz w:w="11906" w:h="16838"/>
-      <w:pgMar w:top="454" w:right="794" w:bottom="454" w:left="851" w:header="851" w:footer="992" w:gutter="0"/>
+      <w:pgMar w:top="454" w:right="680" w:bottom="454" w:left="964" w:header="851" w:footer="992" w:gutter="0"/>
       <w:cols w:space="425"/>
       <w:docGrid w:type="lines" w:linePitch="360"/>
     </w:sectPr>

--- a/functions/legacy/template/flyerA5.docx
+++ b/functions/legacy/template/flyerA5.docx
@@ -8,10 +8,10 @@
           <w:noProof/>
         </w:rPr>
         <w:drawing>
-          <wp:inline distT="0" distB="0" distL="0" distR="0" wp14:anchorId="5B4A71B0" wp14:editId="29A88643">
-            <wp:extent cx="6365880" cy="3358800"/>
-            <wp:effectExtent l="0" t="0" r="0" b="0"/>
-            <wp:docPr id="1089585710" name="図 2" descr="{&#10; &quot;location-path&quot;:&quot;eventCoverUrlBase64Image&quot;,&#10; &quot;image-props&quot;:{}&#10; }"/>
+          <wp:inline distT="0" distB="0" distL="0" distR="0" wp14:anchorId="5B4A71B0" wp14:editId="164144C4">
+            <wp:extent cx="6365880" cy="3337666"/>
+            <wp:effectExtent l="0" t="0" r="0" b="2540"/>
+            <wp:docPr id="1089585710" name="図 2"/>
             <wp:cNvGraphicFramePr>
               <a:graphicFrameLocks xmlns:a="http://schemas.openxmlformats.org/drawingml/2006/main" noChangeAspect="1"/>
             </wp:cNvGraphicFramePr>
@@ -19,7 +19,7 @@
               <a:graphicData uri="http://schemas.openxmlformats.org/drawingml/2006/picture">
                 <pic:pic xmlns:pic="http://schemas.openxmlformats.org/drawingml/2006/picture">
                   <pic:nvPicPr>
-                    <pic:cNvPr id="1089585710" name="図 2" descr="{&#10; &quot;location-path&quot;:&quot;eventCoverUrlBase64Image&quot;,&#10; &quot;image-props&quot;:{}&#10; }"/>
+                    <pic:cNvPr id="1089585710" name="図 2"/>
                     <pic:cNvPicPr/>
                   </pic:nvPicPr>
                   <pic:blipFill>
@@ -37,7 +37,7 @@
                   <pic:spPr>
                     <a:xfrm>
                       <a:off x="0" y="0"/>
-                      <a:ext cx="6365880" cy="3358800"/>
+                      <a:ext cx="6365880" cy="3337666"/>
                     </a:xfrm>
                     <a:prstGeom prst="rect">
                       <a:avLst/>
@@ -109,6 +109,7 @@
                               </w:rPr>
                               <w:t>{{</w:t>
                             </w:r>
+                            <w:proofErr w:type="spellStart"/>
                             <w:r>
                               <w:rPr>
                                 <w:rFonts w:ascii="メイリオ" w:eastAsia="メイリオ" w:cs="Times New Roman (本文のフォント - コンプレ"/>
@@ -131,7 +132,16 @@
                                 <w:sz w:val="20"/>
                                 <w:szCs w:val="16"/>
                               </w:rPr>
-                              <w:t>Desc}}</w:t>
+                              <w:t>Desc</w:t>
+                            </w:r>
+                            <w:proofErr w:type="spellEnd"/>
+                            <w:r>
+                              <w:rPr>
+                                <w:rFonts w:ascii="メイリオ" w:eastAsia="メイリオ" w:cs="Times New Roman (本文のフォント - コンプレ"/>
+                                <w:sz w:val="20"/>
+                                <w:szCs w:val="16"/>
+                              </w:rPr>
+                              <w:t>}}</w:t>
                             </w:r>
                           </w:p>
                           <w:p/>
@@ -332,10 +342,10 @@
           <w:noProof/>
         </w:rPr>
         <w:drawing>
-          <wp:inline distT="0" distB="0" distL="0" distR="0" wp14:anchorId="2252231F" wp14:editId="22A4E598">
-            <wp:extent cx="6365880" cy="3358800"/>
-            <wp:effectExtent l="0" t="0" r="0" b="0"/>
-            <wp:docPr id="658333711" name="図 2" descr="{&#10; &quot;location-path&quot;:&quot;eventCoverUrlBase64Image&quot;,&#10; &quot;image-props&quot;:{}&#10; }"/>
+          <wp:inline distT="0" distB="0" distL="0" distR="0" wp14:anchorId="2252231F" wp14:editId="5BF77944">
+            <wp:extent cx="6365880" cy="3337666"/>
+            <wp:effectExtent l="0" t="0" r="0" b="2540"/>
+            <wp:docPr id="658333711" name="図 2"/>
             <wp:cNvGraphicFramePr>
               <a:graphicFrameLocks xmlns:a="http://schemas.openxmlformats.org/drawingml/2006/main" noChangeAspect="1"/>
             </wp:cNvGraphicFramePr>
@@ -343,7 +353,7 @@
               <a:graphicData uri="http://schemas.openxmlformats.org/drawingml/2006/picture">
                 <pic:pic xmlns:pic="http://schemas.openxmlformats.org/drawingml/2006/picture">
                   <pic:nvPicPr>
-                    <pic:cNvPr id="1089585710" name="図 2" descr="{&#10; &quot;location-path&quot;:&quot;eventCoverUrlBase64Image&quot;,&#10; &quot;image-props&quot;:{}&#10; }"/>
+                    <pic:cNvPr id="658333711" name="図 2"/>
                     <pic:cNvPicPr/>
                   </pic:nvPicPr>
                   <pic:blipFill>
@@ -361,7 +371,7 @@
                   <pic:spPr>
                     <a:xfrm>
                       <a:off x="0" y="0"/>
-                      <a:ext cx="6365880" cy="3358800"/>
+                      <a:ext cx="6365880" cy="3337666"/>
                     </a:xfrm>
                     <a:prstGeom prst="rect">
                       <a:avLst/>
@@ -431,7 +441,25 @@
                                 <w:sz w:val="20"/>
                                 <w:szCs w:val="16"/>
                               </w:rPr>
-                              <w:t>{{eventDesc}}</w:t>
+                              <w:t>{{</w:t>
+                            </w:r>
+                            <w:proofErr w:type="spellStart"/>
+                            <w:r>
+                              <w:rPr>
+                                <w:rFonts w:ascii="メイリオ" w:eastAsia="メイリオ" w:cs="Times New Roman (本文のフォント - コンプレ"/>
+                                <w:sz w:val="20"/>
+                                <w:szCs w:val="16"/>
+                              </w:rPr>
+                              <w:t>eventDesc</w:t>
+                            </w:r>
+                            <w:proofErr w:type="spellEnd"/>
+                            <w:r>
+                              <w:rPr>
+                                <w:rFonts w:ascii="メイリオ" w:eastAsia="メイリオ" w:cs="Times New Roman (本文のフォント - コンプレ"/>
+                                <w:sz w:val="20"/>
+                                <w:szCs w:val="16"/>
+                              </w:rPr>
+                              <w:t>}}</w:t>
                             </w:r>
                           </w:p>
                         </w:txbxContent>

--- a/functions/legacy/template/flyerA5.docx
+++ b/functions/legacy/template/flyerA5.docx
@@ -8,10 +8,10 @@
           <w:noProof/>
         </w:rPr>
         <w:drawing>
-          <wp:inline distT="0" distB="0" distL="0" distR="0" wp14:anchorId="5B4A71B0" wp14:editId="164144C4">
+          <wp:inline distT="0" distB="0" distL="0" distR="0" wp14:anchorId="5B4A71B0" wp14:editId="78E29A65">
             <wp:extent cx="6365880" cy="3337666"/>
             <wp:effectExtent l="0" t="0" r="0" b="2540"/>
-            <wp:docPr id="1089585710" name="図 2"/>
+            <wp:docPr id="1089585710" name="図 2" descr="{&#10; &quot;location-path&quot;:&quot;eventCoverUrlBase64Image&quot;,&#10; &quot;image-props&quot;:{}&#10; }"/>
             <wp:cNvGraphicFramePr>
               <a:graphicFrameLocks xmlns:a="http://schemas.openxmlformats.org/drawingml/2006/main" noChangeAspect="1"/>
             </wp:cNvGraphicFramePr>
@@ -19,7 +19,7 @@
               <a:graphicData uri="http://schemas.openxmlformats.org/drawingml/2006/picture">
                 <pic:pic xmlns:pic="http://schemas.openxmlformats.org/drawingml/2006/picture">
                   <pic:nvPicPr>
-                    <pic:cNvPr id="1089585710" name="図 2"/>
+                    <pic:cNvPr id="1089585710" name="図 2" descr="{&#10; &quot;location-path&quot;:&quot;eventCoverUrlBase64Image&quot;,&#10; &quot;image-props&quot;:{}&#10; }"/>
                     <pic:cNvPicPr/>
                   </pic:nvPicPr>
                   <pic:blipFill>
@@ -342,10 +342,10 @@
           <w:noProof/>
         </w:rPr>
         <w:drawing>
-          <wp:inline distT="0" distB="0" distL="0" distR="0" wp14:anchorId="2252231F" wp14:editId="5BF77944">
+          <wp:inline distT="0" distB="0" distL="0" distR="0" wp14:anchorId="2252231F" wp14:editId="6CD18E90">
             <wp:extent cx="6365880" cy="3337666"/>
             <wp:effectExtent l="0" t="0" r="0" b="2540"/>
-            <wp:docPr id="658333711" name="図 2"/>
+            <wp:docPr id="658333711" name="図 2" descr="{&#10; &quot;location-path&quot;:&quot;eventCoverUrlBase64Image&quot;,&#10; &quot;image-props&quot;:{}&#10; }"/>
             <wp:cNvGraphicFramePr>
               <a:graphicFrameLocks xmlns:a="http://schemas.openxmlformats.org/drawingml/2006/main" noChangeAspect="1"/>
             </wp:cNvGraphicFramePr>
@@ -353,7 +353,7 @@
               <a:graphicData uri="http://schemas.openxmlformats.org/drawingml/2006/picture">
                 <pic:pic xmlns:pic="http://schemas.openxmlformats.org/drawingml/2006/picture">
                   <pic:nvPicPr>
-                    <pic:cNvPr id="658333711" name="図 2"/>
+                    <pic:cNvPr id="658333711" name="図 2" descr="{&#10; &quot;location-path&quot;:&quot;eventCoverUrlBase64Image&quot;,&#10; &quot;image-props&quot;:{}&#10; }"/>
                     <pic:cNvPicPr/>
                   </pic:nvPicPr>
                   <pic:blipFill>
